--- a/public/resume/Carlos_F_Revilla-Resume.docx
+++ b/public/resume/Carlos_F_Revilla-Resume.docx
@@ -464,7 +464,7 @@
           <w:szCs w:val="24"/>
           <w:rtl w:val="0"/>
         </w:rPr>
-        <w:t xml:space="preserve">Built a multi-tenant C#/.NET background service with Quartz.NET and Citus/RDS to aggregate patient device data, delivering critical insights to a client-facing dashboard.</w:t>
+        <w:t xml:space="preserve">Supported in maintenance, and deployments of Quartz.NET background service to preserve data quality for a client-facing dashboard synced with a Citus/RDS that aggregates patient device data.</w:t>
       </w:r>
     </w:p>
     <w:p>
@@ -1185,7 +1185,7 @@
           <w:szCs w:val="24"/>
           <w:rtl w:val="0"/>
         </w:rPr>
-        <w:t xml:space="preserve">Trained the DinoV2 model on a T4 GPU using Google Colab for 10 epochs, attaining train and validation loss values of 0.031 and 0.062, and achieving 99.9% model accuracy.</w:t>
+        <w:t xml:space="preserve">Trained the DinoV2 model using Google Colab for 10 epochs, achieving 99.9% model accuracy.</w:t>
       </w:r>
     </w:p>
     <w:p>

--- a/public/resume/Carlos_F_Revilla-Resume.docx
+++ b/public/resume/Carlos_F_Revilla-Resume.docx
@@ -408,7 +408,7 @@
           <w:szCs w:val="24"/>
           <w:rtl w:val="0"/>
         </w:rPr>
-        <w:t xml:space="preserve">Architected a multi-service cloud platform on AWS ECS Fargate, using Terraform to provision API Gateway, ALB routing, and per-tenant state isolation, creating a scalable backbone.</w:t>
+        <w:t xml:space="preserve">Architected a multi-service cloud platform on AWS ECS Fargate, using Terraform to provision API Gateway, ALB routing, and per-tenant state isolation, creating a scalable backbone capable of integrating with agent frameworks.</w:t>
       </w:r>
     </w:p>
     <w:p>

--- a/public/resume/Carlos_F_Revilla-Resume.docx
+++ b/public/resume/Carlos_F_Revilla-Resume.docx
@@ -136,6 +136,28 @@
             <w:rtl w:val="0"/>
           </w:rPr>
           <w:t xml:space="preserve">LinkedIn</w:t>
+        </w:r>
+      </w:hyperlink>
+      <w:r>
+        <w:rPr>
+          <w:rFonts w:ascii="Times New Roman" w:cs="Times New Roman" w:eastAsia="Times New Roman" w:hAnsi="Times New Roman"/>
+          <w:sz w:val="24"/>
+          <w:szCs w:val="24"/>
+          <w:rtl w:val="0"/>
+        </w:rPr>
+        <w:t xml:space="preserve"> | </w:t>
+      </w:r>
+      <w:hyperlink r:id="rId8">
+        <w:r>
+          <w:rPr>
+            <w:rFonts w:ascii="Times New Roman" w:cs="Times New Roman" w:eastAsia="Times New Roman" w:hAnsi="Times New Roman"/>
+            <w:color w:val="1155cc"/>
+            <w:sz w:val="24"/>
+            <w:szCs w:val="24"/>
+            <w:u w:val="single"/>
+            <w:rtl w:val="0"/>
+          </w:rPr>
+          <w:t xml:space="preserve">Portfolio Site</w:t>
         </w:r>
       </w:hyperlink>
       <w:r>

--- a/public/resume/Carlos_F_Revilla-Resume.docx
+++ b/public/resume/Carlos_F_Revilla-Resume.docx
@@ -779,16 +779,16 @@
           <w:szCs w:val="24"/>
           <w:rtl w:val="0"/>
         </w:rPr>
-        <w:t xml:space="preserve">M.S. -  Data Science  </w:t>
-      </w:r>
-      <w:r>
-        <w:rPr>
-          <w:rFonts w:ascii="Times New Roman" w:cs="Times New Roman" w:eastAsia="Times New Roman" w:hAnsi="Times New Roman"/>
-          <w:sz w:val="24"/>
-          <w:szCs w:val="24"/>
-          <w:rtl w:val="0"/>
-        </w:rPr>
-        <w:t xml:space="preserve">|  University of Virginia</w:t>
+        <w:t xml:space="preserve">M.S. -  Data Science </w:t>
+      </w:r>
+      <w:r>
+        <w:rPr>
+          <w:rFonts w:ascii="Times New Roman" w:cs="Times New Roman" w:eastAsia="Times New Roman" w:hAnsi="Times New Roman"/>
+          <w:sz w:val="24"/>
+          <w:szCs w:val="24"/>
+          <w:rtl w:val="0"/>
+        </w:rPr>
+        <w:t xml:space="preserve">| University of Virginia</w:t>
       </w:r>
       <w:r>
         <w:rPr>
@@ -861,16 +861,16 @@
           <w:szCs w:val="24"/>
           <w:rtl w:val="0"/>
         </w:rPr>
-        <w:t xml:space="preserve">B.A. -  Computer Science   </w:t>
-      </w:r>
-      <w:r>
-        <w:rPr>
-          <w:rFonts w:ascii="Times New Roman" w:cs="Times New Roman" w:eastAsia="Times New Roman" w:hAnsi="Times New Roman"/>
-          <w:sz w:val="24"/>
-          <w:szCs w:val="24"/>
-          <w:rtl w:val="0"/>
-        </w:rPr>
-        <w:t xml:space="preserve">|  University of Virginia </w:t>
+        <w:t xml:space="preserve">B.A. -  Computer Science </w:t>
+      </w:r>
+      <w:r>
+        <w:rPr>
+          <w:rFonts w:ascii="Times New Roman" w:cs="Times New Roman" w:eastAsia="Times New Roman" w:hAnsi="Times New Roman"/>
+          <w:sz w:val="24"/>
+          <w:szCs w:val="24"/>
+          <w:rtl w:val="0"/>
+        </w:rPr>
+        <w:t xml:space="preserve">| University of Virginia </w:t>
         <w:tab/>
       </w:r>
       <w:r>
@@ -980,7 +980,7 @@
           <w:szCs w:val="24"/>
           <w:rtl w:val="0"/>
         </w:rPr>
-        <w:t xml:space="preserve">Software Engineering Bootcamp  | </w:t>
+        <w:t xml:space="preserve">Software Engineering Bootcamp | </w:t>
       </w:r>
       <w:r>
         <w:rPr>
@@ -1211,25 +1211,7 @@
           <w:szCs w:val="24"/>
           <w:rtl w:val="0"/>
         </w:rPr>
-        <w:t xml:space="preserve">Trained and deployed the DinoV2 using Google collab for </w:t>
-      </w:r>
-      <w:r>
-        <w:rPr>
-          <w:rFonts w:ascii="Times New Roman" w:cs="Times New Roman" w:eastAsia="Times New Roman" w:hAnsi="Times New Roman"/>
-          <w:sz w:val="24"/>
-          <w:szCs w:val="24"/>
-          <w:rtl w:val="0"/>
-        </w:rPr>
-        <w:t xml:space="preserve">compute</w:t>
-      </w:r>
-      <w:r>
-        <w:rPr>
-          <w:rFonts w:ascii="Times New Roman" w:cs="Times New Roman" w:eastAsia="Times New Roman" w:hAnsi="Times New Roman"/>
-          <w:sz w:val="24"/>
-          <w:szCs w:val="24"/>
-          <w:rtl w:val="0"/>
-        </w:rPr>
-        <w:t xml:space="preserve"> and achieving 99.9% model accuracy.</w:t>
+        <w:t xml:space="preserve">Fine-tuned Meta's DinoV2 foundation model for skin condition classification, achieving strong benchmark performance on a held-out test set using Google Colab's A100 GPUs.</w:t>
       </w:r>
     </w:p>
     <w:p>
@@ -1316,23 +1298,27 @@
       <w:r>
         <w:rPr>
           <w:rFonts w:ascii="Times New Roman" w:cs="Times New Roman" w:eastAsia="Times New Roman" w:hAnsi="Times New Roman"/>
-          <w:sz w:val="24"/>
-          <w:szCs w:val="24"/>
-          <w:rtl w:val="0"/>
-        </w:rPr>
-        <w:t xml:space="preserve">GraphQL &amp; the N+1 Problem - Speaker</w:t>
+          <w:b w:val="1"/>
+          <w:bCs w:val="1"/>
+          <w:sz w:val="24"/>
+          <w:szCs w:val="24"/>
+          <w:rtl w:val="0"/>
+        </w:rPr>
+        <w:t xml:space="preserve">GraphQL &amp; the N+1 Problem | Speaker</w:t>
+      </w:r>
+      <w:r>
+        <w:rPr>
+          <w:rFonts w:ascii="Times New Roman" w:cs="Times New Roman" w:eastAsia="Times New Roman" w:hAnsi="Times New Roman"/>
+          <w:sz w:val="24"/>
+          <w:szCs w:val="24"/>
+          <w:rtl w:val="0"/>
+        </w:rPr>
         <w:tab/>
       </w:r>
       <w:r>
         <w:rPr>
-          <w:rFonts w:ascii="Times New Roman" w:cs="Times New Roman" w:eastAsia="Times New Roman" w:hAnsi="Times New Roman"/>
-          <w:b w:val="1"/>
-          <w:bCs w:val="1"/>
-          <w:sz w:val="24"/>
-          <w:szCs w:val="24"/>
-          <w:rtl w:val="0"/>
-        </w:rPr>
-        <w:t xml:space="preserve">July 2023</w:t>
+          <w:rtl w:val="0"/>
+        </w:rPr>
       </w:r>
     </w:p>
     <w:p>
@@ -1346,23 +1332,42 @@
           <w:tab w:val="right" w:leader="none" w:pos="10800"/>
         </w:tabs>
         <w:spacing w:line="240" w:lineRule="auto"/>
-        <w:ind w:left="720" w:right="-450" w:hanging="360"/>
-        <w:rPr>
-          <w:rFonts w:ascii="Times New Roman" w:cs="Times New Roman" w:eastAsia="Times New Roman" w:hAnsi="Times New Roman"/>
-          <w:sz w:val="24"/>
-          <w:szCs w:val="24"/>
-        </w:rPr>
-      </w:pPr>
-      <w:r>
-        <w:rPr>
-          <w:rFonts w:ascii="Times New Roman" w:cs="Times New Roman" w:eastAsia="Times New Roman" w:hAnsi="Times New Roman"/>
-          <w:sz w:val="24"/>
-          <w:szCs w:val="24"/>
-          <w:rtl w:val="0"/>
-        </w:rPr>
-        <w:t xml:space="preserve">Presented solutions to GraphQL’s N+1 query issue. Talk sponsored by Codesmith, Jeeny, and Bractlet. </w:t>
-        <w:tab/>
-      </w:r>
+        <w:ind w:left="-270" w:right="-450" w:hanging="360"/>
+        <w:rPr>
+          <w:rFonts w:ascii="Times New Roman" w:cs="Times New Roman" w:eastAsia="Times New Roman" w:hAnsi="Times New Roman"/>
+          <w:sz w:val="24"/>
+          <w:szCs w:val="24"/>
+        </w:rPr>
+        <w:sectPr>
+          <w:type w:val="continuous"/>
+          <w:pgSz w:h="15840" w:w="12240" w:orient="portrait"/>
+          <w:pgMar w:bottom="1260" w:top="900" w:left="1440" w:right="1170" w:header="720" w:footer="720"/>
+        </w:sectPr>
+      </w:pPr>
+      <w:r>
+        <w:rPr>
+          <w:rFonts w:ascii="Times New Roman" w:cs="Times New Roman" w:eastAsia="Times New Roman" w:hAnsi="Times New Roman"/>
+          <w:sz w:val="24"/>
+          <w:szCs w:val="24"/>
+          <w:rtl w:val="0"/>
+        </w:rPr>
+        <w:t xml:space="preserve">Presented solutions to GraphQL’s N+1 query issue. Talk sponsored by Codesmith, Jeeny, and Bractlet.</w:t>
+      </w:r>
+    </w:p>
+    <w:p>
+      <w:pPr>
+        <w:tabs>
+          <w:tab w:val="left" w:leader="none" w:pos="1134"/>
+          <w:tab w:val="right" w:leader="none" w:pos="10800"/>
+        </w:tabs>
+        <w:spacing w:line="240" w:lineRule="auto"/>
+        <w:ind w:left="0" w:right="-450" w:firstLine="0"/>
+        <w:rPr>
+          <w:rFonts w:ascii="Times New Roman" w:cs="Times New Roman" w:eastAsia="Times New Roman" w:hAnsi="Times New Roman"/>
+          <w:sz w:val="2"/>
+          <w:szCs w:val="2"/>
+        </w:rPr>
+      </w:pPr>
       <w:r>
         <w:rPr>
           <w:rtl w:val="0"/>
@@ -1372,7 +1377,7 @@
     <w:sectPr>
       <w:type w:val="continuous"/>
       <w:pgSz w:h="15840" w:w="12240" w:orient="portrait"/>
-      <w:pgMar w:bottom="1260" w:top="1170" w:left="1440" w:right="1170" w:header="720" w:footer="720"/>
+      <w:pgMar w:bottom="720" w:top="270" w:left="720" w:right="720" w:header="1440" w:footer="1440"/>
     </w:sectPr>
   </w:body>
 </w:document>

--- a/public/resume/Carlos_F_Revilla-Resume.docx
+++ b/public/resume/Carlos_F_Revilla-Resume.docx
@@ -157,7 +157,7 @@
             <w:u w:val="single"/>
             <w:rtl w:val="0"/>
           </w:rPr>
-          <w:t xml:space="preserve">Portfolio Site</w:t>
+          <w:t xml:space="preserve">Website</w:t>
         </w:r>
       </w:hyperlink>
       <w:r>
@@ -800,7 +800,6 @@
           <w:rtl w:val="0"/>
         </w:rPr>
         <w:tab/>
-        <w:t xml:space="preserve">Expected May 2027</w:t>
       </w:r>
     </w:p>
     <w:p>
@@ -875,14 +874,8 @@
       </w:r>
       <w:r>
         <w:rPr>
-          <w:rFonts w:ascii="Times New Roman" w:cs="Times New Roman" w:eastAsia="Times New Roman" w:hAnsi="Times New Roman"/>
-          <w:b w:val="1"/>
-          <w:bCs w:val="1"/>
-          <w:sz w:val="24"/>
-          <w:szCs w:val="24"/>
-          <w:rtl w:val="0"/>
-        </w:rPr>
-        <w:t xml:space="preserve">August 2020 - May 2024</w:t>
+          <w:rtl w:val="0"/>
+        </w:rPr>
       </w:r>
     </w:p>
     <w:p>
@@ -1001,7 +994,6 @@
           <w:rtl w:val="0"/>
         </w:rPr>
         <w:tab/>
-        <w:t xml:space="preserve">May 2023 - September 2023</w:t>
       </w:r>
     </w:p>
     <w:p>
